--- a/downloads/documents/04 Units/Unit 07 - Capstone - Launch Career Readiness and FACS Shark Tank/Lesson 07.05 - Mock Interviews With Peer Feedback.docx
+++ b/downloads/documents/04 Units/Unit 07 - Capstone - Launch Career Readiness and FACS Shark Tank/Lesson 07.05 - Mock Interviews With Peer Feedback.docx
@@ -1239,7 +1239,7 @@
         <w:pStyle w:val="Compact"/>
       </w:pPr>
       <w:r>
-        <w:t xml:space="preserve">ELL: the six question cards are printed with the Turkish, Portuguese, and Spanish translation of the question under the English, from</w:t>
+        <w:t xml:space="preserve">ELL: the six question cards are printed with the Spanish translation of the question under the English, from</w:t>
       </w:r>
       <w:r>
         <w:t xml:space="preserve"> </w:t>
@@ -1251,7 +1251,7 @@
         <w:t xml:space="preserve">Vocabulary 07.md</w:t>
       </w:r>
       <w:r>
-        <w:t xml:space="preserve">. The feedback sheet has the two writing prompts in all four languages. The candidate may answer in the home language for one of the seven questions, with the interviewer marking it as such on the sheet. Sentence starters for the observer in all four languages:</w:t>
+        <w:t xml:space="preserve">. The feedback sheet has the two writing prompts in English and Spanish. The candidate may answer in the home language for one of the seven questions, with the interviewer marking it as such on the sheet. Sentence starters for the observer in English and Spanish:</w:t>
       </w:r>
       <w:r>
         <w:t xml:space="preserve"> </w:t>

--- a/downloads/documents/04 Units/Unit 07 - Capstone - Launch Career Readiness and FACS Shark Tank/Lesson 07.05 - Mock Interviews With Peer Feedback.docx
+++ b/downloads/documents/04 Units/Unit 07 - Capstone - Launch Career Readiness and FACS Shark Tank/Lesson 07.05 - Mock Interviews With Peer Feedback.docx
@@ -382,7 +382,7 @@
         <w:t xml:space="preserve">Handout 07.05 - Interview Question Cards and Feedback Sheet.md</w:t>
       </w:r>
       <w:r>
-        <w:t xml:space="preserve">: the six question cards plus the twelve random-question cards printed and cut, one set per triad; three feedback sheets per student (one for each round they observe, plus their own to keep)</w:t>
+        <w:t xml:space="preserve">: the six question cards plus the twelve random-question cards printed and cut, one set per triad; one feedback sheet per student (each student observes one round and fills one sheet, which the candidate keeps at the end of the round), plus a few spares for a group of four</w:t>
       </w:r>
     </w:p>
     <w:p>
@@ -1707,7 +1707,7 @@
         <w:t xml:space="preserve"> </w:t>
       </w:r>
       <w:r>
-        <w:t xml:space="preserve">criterion 1 scores the resume from the Lesson 7.2 draft as revised, and criterion 2 scores the interview from today. Criteria 3 to 6 are not scored yet and are not shown as unscored; tell students plainly that half the rubric is for the project that starts tomorrow.</w:t>
+        <w:t xml:space="preserve">criterion 1 scores the resume from the Lesson 7.2 draft as revised, and criterion 2 scores the interview from today. Criteria 3 to 6 are not scored yet and are left blank, not marked as zeros; tell students plainly that half the rubric is for the project that starts tomorrow.</w:t>
       </w:r>
     </w:p>
     <w:p>
